--- a/artifacts/LGL-05/build/engagement-letter.docx
+++ b/artifacts/LGL-05/build/engagement-letter.docx
@@ -8,15 +8,6 @@
         <w:pStyle w:val="Heading1"/>
       </w:pPr>
       <w:r>
-        <w:rPr>
-          <w:rStyle w:val="SectionNumber"/>
-        </w:rPr>
-        <w:t xml:space="preserve">1</w:t>
-      </w:r>
-      <w:r>
-        <w:tab/>
-      </w:r>
-      <w:r>
         <w:t xml:space="preserve">Engagement Letter</w:t>
       </w:r>
     </w:p>
@@ -204,15 +195,6 @@
       <w:pPr>
         <w:pStyle w:val="Heading2"/>
       </w:pPr>
-      <w:r>
-        <w:rPr>
-          <w:rStyle w:val="SectionNumber"/>
-        </w:rPr>
-        <w:t xml:space="preserve">1.1</w:t>
-      </w:r>
-      <w:r>
-        <w:tab/>
-      </w:r>
       <w:r>
         <w:t xml:space="preserve">1. Scope of the Engagement</w:t>
       </w:r>
@@ -427,15 +409,6 @@
         <w:pStyle w:val="Heading2"/>
       </w:pPr>
       <w:r>
-        <w:rPr>
-          <w:rStyle w:val="SectionNumber"/>
-        </w:rPr>
-        <w:t xml:space="preserve">1.2</w:t>
-      </w:r>
-      <w:r>
-        <w:tab/>
-      </w:r>
-      <w:r>
         <w:t xml:space="preserve">2. Our Client</w:t>
       </w:r>
     </w:p>
@@ -453,15 +426,6 @@
       <w:pPr>
         <w:pStyle w:val="Heading2"/>
       </w:pPr>
-      <w:r>
-        <w:rPr>
-          <w:rStyle w:val="SectionNumber"/>
-        </w:rPr>
-        <w:t xml:space="preserve">1.3</w:t>
-      </w:r>
-      <w:r>
-        <w:tab/>
-      </w:r>
       <w:r>
         <w:t xml:space="preserve">3. Staffing</w:t>
       </w:r>
@@ -924,15 +888,6 @@
         <w:pStyle w:val="Heading2"/>
       </w:pPr>
       <w:r>
-        <w:rPr>
-          <w:rStyle w:val="SectionNumber"/>
-        </w:rPr>
-        <w:t xml:space="preserve">1.4</w:t>
-      </w:r>
-      <w:r>
-        <w:tab/>
-      </w:r>
-      <w:r>
         <w:t xml:space="preserve">4. Fees</w:t>
       </w:r>
     </w:p>
@@ -997,15 +952,6 @@
         <w:pStyle w:val="Heading2"/>
       </w:pPr>
       <w:r>
-        <w:rPr>
-          <w:rStyle w:val="SectionNumber"/>
-        </w:rPr>
-        <w:t xml:space="preserve">1.5</w:t>
-      </w:r>
-      <w:r>
-        <w:tab/>
-      </w:r>
-      <w:r>
         <w:t xml:space="preserve">5. Estimated Budget</w:t>
       </w:r>
     </w:p>
@@ -1111,15 +1057,6 @@
         <w:pStyle w:val="Heading2"/>
       </w:pPr>
       <w:r>
-        <w:rPr>
-          <w:rStyle w:val="SectionNumber"/>
-        </w:rPr>
-        <w:t xml:space="preserve">1.6</w:t>
-      </w:r>
-      <w:r>
-        <w:tab/>
-      </w:r>
-      <w:r>
         <w:t xml:space="preserve">6. Invoices and Payment</w:t>
       </w:r>
     </w:p>
@@ -1233,15 +1170,6 @@
         <w:pStyle w:val="Heading2"/>
       </w:pPr>
       <w:r>
-        <w:rPr>
-          <w:rStyle w:val="SectionNumber"/>
-        </w:rPr>
-        <w:t xml:space="preserve">1.7</w:t>
-      </w:r>
-      <w:r>
-        <w:tab/>
-      </w:r>
-      <w:r>
         <w:t xml:space="preserve">7. Conflicts of Interest</w:t>
       </w:r>
     </w:p>
@@ -1342,15 +1270,6 @@
         <w:pStyle w:val="Heading2"/>
       </w:pPr>
       <w:r>
-        <w:rPr>
-          <w:rStyle w:val="SectionNumber"/>
-        </w:rPr>
-        <w:t xml:space="preserve">1.8</w:t>
-      </w:r>
-      <w:r>
-        <w:tab/>
-      </w:r>
-      <w:r>
         <w:t xml:space="preserve">8. Confidentiality, Privilege, and Use of Technology</w:t>
       </w:r>
     </w:p>
@@ -1433,15 +1352,6 @@
         <w:pStyle w:val="Heading2"/>
       </w:pPr>
       <w:r>
-        <w:rPr>
-          <w:rStyle w:val="SectionNumber"/>
-        </w:rPr>
-        <w:t xml:space="preserve">1.9</w:t>
-      </w:r>
-      <w:r>
-        <w:tab/>
-      </w:r>
-      <w:r>
         <w:t xml:space="preserve">9. Company Responsibilities</w:t>
       </w:r>
     </w:p>
@@ -1460,15 +1370,6 @@
         <w:pStyle w:val="Heading2"/>
       </w:pPr>
       <w:r>
-        <w:rPr>
-          <w:rStyle w:val="SectionNumber"/>
-        </w:rPr>
-        <w:t xml:space="preserve">1.10</w:t>
-      </w:r>
-      <w:r>
-        <w:tab/>
-      </w:r>
-      <w:r>
         <w:t xml:space="preserve">10. Communications</w:t>
       </w:r>
     </w:p>
@@ -1487,15 +1388,6 @@
         <w:pStyle w:val="Heading2"/>
       </w:pPr>
       <w:r>
-        <w:rPr>
-          <w:rStyle w:val="SectionNumber"/>
-        </w:rPr>
-        <w:t xml:space="preserve">1.11</w:t>
-      </w:r>
-      <w:r>
-        <w:tab/>
-      </w:r>
-      <w:r>
         <w:t xml:space="preserve">11. Termination and Withdrawal</w:t>
       </w:r>
     </w:p>
@@ -1560,15 +1452,6 @@
         <w:pStyle w:val="Heading2"/>
       </w:pPr>
       <w:r>
-        <w:rPr>
-          <w:rStyle w:val="SectionNumber"/>
-        </w:rPr>
-        <w:t xml:space="preserve">1.12</w:t>
-      </w:r>
-      <w:r>
-        <w:tab/>
-      </w:r>
-      <w:r>
         <w:t xml:space="preserve">12. File and Document Retention</w:t>
       </w:r>
     </w:p>
@@ -1685,15 +1568,6 @@
         <w:pStyle w:val="Heading2"/>
       </w:pPr>
       <w:r>
-        <w:rPr>
-          <w:rStyle w:val="SectionNumber"/>
-        </w:rPr>
-        <w:t xml:space="preserve">1.13</w:t>
-      </w:r>
-      <w:r>
-        <w:tab/>
-      </w:r>
-      <w:r>
         <w:t xml:space="preserve">13. Professional Liability Insurance</w:t>
       </w:r>
     </w:p>
@@ -1712,15 +1586,6 @@
         <w:pStyle w:val="Heading2"/>
       </w:pPr>
       <w:r>
-        <w:rPr>
-          <w:rStyle w:val="SectionNumber"/>
-        </w:rPr>
-        <w:t xml:space="preserve">1.14</w:t>
-      </w:r>
-      <w:r>
-        <w:tab/>
-      </w:r>
-      <w:r>
         <w:t xml:space="preserve">14. Governing Law and Fee Disputes</w:t>
       </w:r>
     </w:p>
@@ -1767,15 +1632,6 @@
         <w:pStyle w:val="Heading2"/>
       </w:pPr>
       <w:r>
-        <w:rPr>
-          <w:rStyle w:val="SectionNumber"/>
-        </w:rPr>
-        <w:t xml:space="preserve">1.15</w:t>
-      </w:r>
-      <w:r>
-        <w:tab/>
-      </w:r>
-      <w:r>
         <w:t xml:space="preserve">15. Entire Agreement</w:t>
       </w:r>
     </w:p>
@@ -1846,15 +1702,6 @@
         <w:pStyle w:val="Heading2"/>
       </w:pPr>
       <w:r>
-        <w:rPr>
-          <w:rStyle w:val="SectionNumber"/>
-        </w:rPr>
-        <w:t xml:space="preserve">1.16</w:t>
-      </w:r>
-      <w:r>
-        <w:tab/>
-      </w:r>
-      <w:r>
         <w:t xml:space="preserve">Acknowledgment and Acceptance</w:t>
       </w:r>
     </w:p>
@@ -1917,15 +1764,6 @@
         <w:pStyle w:val="Heading2"/>
       </w:pPr>
       <w:r>
-        <w:rPr>
-          <w:rStyle w:val="SectionNumber"/>
-        </w:rPr>
-        <w:t xml:space="preserve">1.17</w:t>
-      </w:r>
-      <w:r>
-        <w:tab/>
-      </w:r>
-      <w:r>
         <w:t xml:space="preserve">Attachment A — Billing Guidelines</w:t>
       </w:r>
     </w:p>
@@ -1942,15 +1780,6 @@
       <w:pPr>
         <w:pStyle w:val="Heading3"/>
       </w:pPr>
-      <w:r>
-        <w:rPr>
-          <w:rStyle w:val="SectionNumber"/>
-        </w:rPr>
-        <w:t xml:space="preserve">1.17.1</w:t>
-      </w:r>
-      <w:r>
-        <w:tab/>
-      </w:r>
       <w:r>
         <w:t xml:space="preserve">A.1 Time Entries</w:t>
       </w:r>
@@ -2065,15 +1894,6 @@
         <w:pStyle w:val="Heading3"/>
       </w:pPr>
       <w:r>
-        <w:rPr>
-          <w:rStyle w:val="SectionNumber"/>
-        </w:rPr>
-        <w:t xml:space="preserve">1.17.2</w:t>
-      </w:r>
-      <w:r>
-        <w:tab/>
-      </w:r>
-      <w:r>
         <w:t xml:space="preserve">A.2 Staffing Efficiency</w:t>
       </w:r>
     </w:p>
@@ -2144,15 +1964,6 @@
         <w:pStyle w:val="Heading3"/>
       </w:pPr>
       <w:r>
-        <w:rPr>
-          <w:rStyle w:val="SectionNumber"/>
-        </w:rPr>
-        <w:t xml:space="preserve">1.17.3</w:t>
-      </w:r>
-      <w:r>
-        <w:tab/>
-      </w:r>
-      <w:r>
         <w:t xml:space="preserve">A.3 Non-Billable Time</w:t>
       </w:r>
     </w:p>
@@ -2170,15 +1981,6 @@
       <w:pPr>
         <w:pStyle w:val="Heading3"/>
       </w:pPr>
-      <w:r>
-        <w:rPr>
-          <w:rStyle w:val="SectionNumber"/>
-        </w:rPr>
-        <w:t xml:space="preserve">1.17.4</w:t>
-      </w:r>
-      <w:r>
-        <w:tab/>
-      </w:r>
       <w:r>
         <w:t xml:space="preserve">A.4 Travel</w:t>
       </w:r>
@@ -2238,15 +2040,6 @@
         <w:pStyle w:val="Heading3"/>
       </w:pPr>
       <w:r>
-        <w:rPr>
-          <w:rStyle w:val="SectionNumber"/>
-        </w:rPr>
-        <w:t xml:space="preserve">1.17.5</w:t>
-      </w:r>
-      <w:r>
-        <w:tab/>
-      </w:r>
-      <w:r>
         <w:t xml:space="preserve">A.5 Disbursements</w:t>
       </w:r>
     </w:p>
@@ -2304,15 +2097,6 @@
       <w:pPr>
         <w:pStyle w:val="Heading3"/>
       </w:pPr>
-      <w:r>
-        <w:rPr>
-          <w:rStyle w:val="SectionNumber"/>
-        </w:rPr>
-        <w:t xml:space="preserve">1.17.6</w:t>
-      </w:r>
-      <w:r>
-        <w:tab/>
-      </w:r>
       <w:r>
         <w:t xml:space="preserve">A.6 Invoice Format and Review</w:t>
       </w:r>

--- a/artifacts/LGL-05/build/engagement-letter.docx
+++ b/artifacts/LGL-05/build/engagement-letter.docx
@@ -1206,7 +1206,7 @@
         <w:t xml:space="preserve"> </w:t>
       </w:r>
       <w:r>
-        <w:t xml:space="preserve">The search did identify the following relationships, which we disclose to you: the Firm represents HealthFirst Technologies Inc. in compliance and regulatory matters unrelated to the Matter. Based on the information available to us, HealthFirst Technologies Inc. is not a party to the Matter and its interests are not directly adverse to the Company’s interests in the Matter. We will not use any confidential information of HealthFirst Technologies Inc. in the Matter, and we will not use any confidential information of the Company in any matter for HealthFirst Technologies Inc.</w:t>
+        <w:t xml:space="preserve">The search did identify the following relationships, which we disclose to you: the Firm represents CarePeak Technologies Inc. in compliance and regulatory matters unrelated to the Matter. Based on the information available to us, CarePeak Technologies Inc. is not a party to the Matter and its interests are not directly adverse to the Company’s interests in the Matter. We will not use any confidential information of CarePeak Technologies Inc. in the Matter, and we will not use any confidential information of the Company in any matter for CarePeak Technologies Inc.</w:t>
       </w:r>
     </w:p>
     <w:p>

--- a/artifacts/LGL-05/build/engagement-letter.docx
+++ b/artifacts/LGL-05/build/engagement-letter.docx
@@ -537,7 +537,7 @@
               <w:pStyle w:val="Compact"/>
             </w:pPr>
             <w:r>
-              <w:t xml:space="preserve">Jonathan K. Sterling</w:t>
+              <w:t xml:space="preserve">Jonathan K. Sedgemoor</w:t>
             </w:r>
           </w:p>
         </w:tc>
@@ -811,7 +811,7 @@
         <w:pStyle w:val="BodyText"/>
       </w:pPr>
       <w:r>
-        <w:t xml:space="preserve">Jonathan K. Sterling is the partner responsible for the Matter and your primary point of contact. Lucian Petrosyan is the day-to-day contact.</w:t>
+        <w:t xml:space="preserve">Jonathan K. Sedgemoor is the partner responsible for the Matter and your primary point of contact. Lucian Petrosyan is the day-to-day contact.</w:t>
       </w:r>
     </w:p>
     <w:p>
@@ -1684,7 +1684,7 @@
         <w:pStyle w:val="BodyText"/>
       </w:pPr>
       <w:r>
-        <w:t xml:space="preserve">Jonathan K. Sterling</w:t>
+        <w:t xml:space="preserve">Jonathan K. Sedgemoor</w:t>
       </w:r>
     </w:p>
     <w:p>
